--- a/Part_A2/Tables/Α2_Ακεραιοι.docx
+++ b/Part_A2/Tables/Α2_Ακεραιοι.docx
@@ -22,7 +22,6 @@
         <w:t>:</w:t>
       </w:r>
     </w:p>
-    <w:p/>
     <w:p>
       <w:r>
         <w:t>^(0|[+-]?[1-9][0-9]*)$</w:t>
@@ -396,26 +395,139 @@
       </w:r>
     </w:p>
     <w:p>
-      <w:pPr>
-        <w:rPr>
-          <w:lang w:val="en-US"/>
-        </w:rPr>
-      </w:pPr>
-    </w:p>
-    <w:p>
-      <w:pPr>
-        <w:pStyle w:val="1"/>
-        <w:rPr>
-          <w:lang w:val="en-US"/>
-        </w:rPr>
-      </w:pPr>
-    </w:p>
-    <w:p>
-      <w:pPr>
-        <w:rPr>
-          <w:lang w:val="en-US"/>
-        </w:rPr>
-      </w:pPr>
+      <w:r>
+        <w:t>Ξεκινά</w:t>
+      </w:r>
+      <w:r>
+        <w:t>με</w:t>
+      </w:r>
+      <w:r>
+        <w:t xml:space="preserve"> από την αρχική κατάσταση </w:t>
+      </w:r>
+      <w:r>
+        <w:rPr>
+          <w:rStyle w:val="a4"/>
+          <w:b w:val="0"/>
+          <w:lang w:val="en-US"/>
+        </w:rPr>
+        <w:t>S</w:t>
+      </w:r>
+      <w:r>
+        <w:rPr>
+          <w:rStyle w:val="a4"/>
+          <w:b w:val="0"/>
+        </w:rPr>
+        <w:t>0</w:t>
+      </w:r>
+      <w:r>
+        <w:rPr>
+          <w:b/>
+        </w:rPr>
+        <w:t xml:space="preserve"> </w:t>
+      </w:r>
+      <w:r>
+        <w:t xml:space="preserve">και δεχόμαστε προαιρετικά ένα πρόσημο. </w:t>
+      </w:r>
+      <w:r>
+        <w:t xml:space="preserve">Στη συνέχεια, ακολουθεί είτε το ψηφίο </w:t>
+      </w:r>
+      <w:r>
+        <w:rPr>
+          <w:rStyle w:val="HTML"/>
+          <w:rFonts w:eastAsiaTheme="minorHAnsi"/>
+        </w:rPr>
+        <w:t>0</w:t>
+      </w:r>
+      <w:r>
+        <w:t xml:space="preserve">, είτε κάποιος αριθμός που ξεκινά από </w:t>
+      </w:r>
+      <w:r>
+        <w:rPr>
+          <w:rStyle w:val="HTML"/>
+          <w:rFonts w:eastAsiaTheme="minorHAnsi"/>
+        </w:rPr>
+        <w:t>1</w:t>
+      </w:r>
+      <w:r>
+        <w:t xml:space="preserve"> έως </w:t>
+      </w:r>
+      <w:r>
+        <w:rPr>
+          <w:rStyle w:val="HTML"/>
+          <w:rFonts w:eastAsiaTheme="minorHAnsi"/>
+        </w:rPr>
+        <w:t>9</w:t>
+      </w:r>
+      <w:r>
+        <w:t xml:space="preserve"> και μπορεί να συνεχίζεται με επιπλέον ψηφία (</w:t>
+      </w:r>
+      <w:r>
+        <w:rPr>
+          <w:rStyle w:val="HTML"/>
+          <w:rFonts w:eastAsiaTheme="minorHAnsi"/>
+        </w:rPr>
+        <w:t>0-9</w:t>
+      </w:r>
+      <w:r>
+        <w:t>). Η ακολουθία πρέπει να τερματίζεται με χαρακτήρα αλλαγής γραμμής (</w:t>
+      </w:r>
+      <w:r>
+        <w:rPr>
+          <w:rStyle w:val="HTML"/>
+          <w:rFonts w:eastAsiaTheme="minorHAnsi"/>
+        </w:rPr>
+        <w:t>\n</w:t>
+      </w:r>
+      <w:r>
+        <w:t xml:space="preserve">) για να </w:t>
+      </w:r>
+      <w:r>
+        <w:t>είναι</w:t>
+      </w:r>
+      <w:r>
+        <w:t xml:space="preserve"> έγκυρη και να οδηγήσει στην κατάσταση </w:t>
+      </w:r>
+      <w:r>
+        <w:rPr>
+          <w:rStyle w:val="a4"/>
+          <w:b w:val="0"/>
+        </w:rPr>
+        <w:t>GOOD</w:t>
+      </w:r>
+      <w:r>
+        <w:t xml:space="preserve">. Σε </w:t>
+      </w:r>
+      <w:r>
+        <w:t xml:space="preserve">οποιαδήποτε άλλη περίπτωση </w:t>
+      </w:r>
+      <w:r>
+        <w:t xml:space="preserve">η μηχανή μεταβαίνει στην κατάσταση </w:t>
+      </w:r>
+      <w:r>
+        <w:rPr>
+          <w:rStyle w:val="a4"/>
+          <w:b w:val="0"/>
+        </w:rPr>
+        <w:t>SB</w:t>
+      </w:r>
+      <w:r>
+        <w:t xml:space="preserve"> και τελικά στην </w:t>
+      </w:r>
+      <w:r>
+        <w:rPr>
+          <w:rStyle w:val="a4"/>
+          <w:b w:val="0"/>
+        </w:rPr>
+        <w:t>BAD</w:t>
+      </w:r>
+      <w:r>
+        <w:t xml:space="preserve">, </w:t>
+      </w:r>
+      <w:r>
+        <w:t>και η μηχανή αποτυγχάνει.</w:t>
+      </w:r>
+      <w:bookmarkStart w:id="0" w:name="_GoBack"/>
+      <w:bookmarkEnd w:id="0"/>
     </w:p>
     <w:p>
       <w:pPr>
@@ -700,16 +812,14 @@
           <w:color w:val="5A5A5A" w:themeColor="text1" w:themeTint="A5"/>
           <w:sz w:val="24"/>
           <w:szCs w:val="22"/>
-          <w:lang w:val="en-US"/>
-        </w:rPr>
-      </w:pPr>
-      <w:r>
-        <w:rPr>
-          <w:rFonts w:ascii="Times New Roman" w:eastAsiaTheme="minorHAnsi" w:hAnsi="Times New Roman" w:cs="Times New Roman"/>
-          <w:color w:val="5A5A5A" w:themeColor="text1" w:themeTint="A5"/>
-          <w:sz w:val="24"/>
-          <w:szCs w:val="22"/>
-          <w:lang w:val="en-US"/>
+        </w:rPr>
+      </w:pPr>
+      <w:r>
+        <w:rPr>
+          <w:rFonts w:ascii="Times New Roman" w:eastAsiaTheme="minorHAnsi" w:hAnsi="Times New Roman" w:cs="Times New Roman"/>
+          <w:color w:val="5A5A5A" w:themeColor="text1" w:themeTint="A5"/>
+          <w:sz w:val="24"/>
+          <w:szCs w:val="22"/>
         </w:rPr>
         <w:t>3232</w:t>
       </w:r>
@@ -874,16 +984,14 @@
           <w:color w:val="5A5A5A" w:themeColor="text1" w:themeTint="A5"/>
           <w:sz w:val="24"/>
           <w:szCs w:val="22"/>
-          <w:lang w:val="en-US"/>
-        </w:rPr>
-      </w:pPr>
-      <w:r>
-        <w:rPr>
-          <w:rFonts w:ascii="Times New Roman" w:eastAsiaTheme="minorHAnsi" w:hAnsi="Times New Roman" w:cs="Times New Roman"/>
-          <w:color w:val="5A5A5A" w:themeColor="text1" w:themeTint="A5"/>
-          <w:sz w:val="24"/>
-          <w:szCs w:val="22"/>
-          <w:lang w:val="en-US"/>
+        </w:rPr>
+      </w:pPr>
+      <w:r>
+        <w:rPr>
+          <w:rFonts w:ascii="Times New Roman" w:eastAsiaTheme="minorHAnsi" w:hAnsi="Times New Roman" w:cs="Times New Roman"/>
+          <w:color w:val="5A5A5A" w:themeColor="text1" w:themeTint="A5"/>
+          <w:sz w:val="24"/>
+          <w:szCs w:val="22"/>
         </w:rPr>
         <w:t>+321321</w:t>
       </w:r>
@@ -956,27 +1064,7 @@
           <w:szCs w:val="22"/>
           <w:u w:val="single"/>
         </w:rPr>
-        <w:t xml:space="preserve">με </w:t>
-      </w:r>
-      <w:r>
-        <w:rPr>
-          <w:rFonts w:ascii="Times New Roman" w:eastAsiaTheme="minorHAnsi" w:hAnsi="Times New Roman" w:cs="Times New Roman"/>
-          <w:color w:val="5A5A5A" w:themeColor="text1" w:themeTint="A5"/>
-          <w:sz w:val="24"/>
-          <w:szCs w:val="22"/>
-          <w:u w:val="single"/>
-        </w:rPr>
-        <w:t>αρνητικό</w:t>
-      </w:r>
-      <w:r>
-        <w:rPr>
-          <w:rFonts w:ascii="Times New Roman" w:eastAsiaTheme="minorHAnsi" w:hAnsi="Times New Roman" w:cs="Times New Roman"/>
-          <w:color w:val="5A5A5A" w:themeColor="text1" w:themeTint="A5"/>
-          <w:sz w:val="24"/>
-          <w:szCs w:val="22"/>
-          <w:u w:val="single"/>
-        </w:rPr>
-        <w:t xml:space="preserve"> πρόσημο</w:t>
+        <w:t>με αρνητικό πρόσημο</w:t>
       </w:r>
     </w:p>
     <w:p>
@@ -1253,16 +1341,14 @@
           <w:color w:val="5A5A5A" w:themeColor="text1" w:themeTint="A5"/>
           <w:sz w:val="24"/>
           <w:szCs w:val="22"/>
-          <w:lang w:val="en-US"/>
-        </w:rPr>
-      </w:pPr>
-      <w:r>
-        <w:rPr>
-          <w:rFonts w:ascii="Times New Roman" w:eastAsiaTheme="minorHAnsi" w:hAnsi="Times New Roman" w:cs="Times New Roman"/>
-          <w:color w:val="5A5A5A" w:themeColor="text1" w:themeTint="A5"/>
-          <w:sz w:val="24"/>
-          <w:szCs w:val="22"/>
-          <w:lang w:val="en-US"/>
+        </w:rPr>
+      </w:pPr>
+      <w:r>
+        <w:rPr>
+          <w:rFonts w:ascii="Times New Roman" w:eastAsiaTheme="minorHAnsi" w:hAnsi="Times New Roman" w:cs="Times New Roman"/>
+          <w:color w:val="5A5A5A" w:themeColor="text1" w:themeTint="A5"/>
+          <w:sz w:val="24"/>
+          <w:szCs w:val="22"/>
         </w:rPr>
         <w:t>-0</w:t>
       </w:r>
@@ -1726,16 +1812,14 @@
           <w:color w:val="5A5A5A" w:themeColor="text1" w:themeTint="A5"/>
           <w:sz w:val="24"/>
           <w:szCs w:val="22"/>
-          <w:lang w:val="en-US"/>
-        </w:rPr>
-      </w:pPr>
-      <w:r>
-        <w:rPr>
-          <w:rFonts w:ascii="Times New Roman" w:eastAsiaTheme="minorHAnsi" w:hAnsi="Times New Roman" w:cs="Times New Roman"/>
-          <w:color w:val="5A5A5A" w:themeColor="text1" w:themeTint="A5"/>
-          <w:sz w:val="24"/>
-          <w:szCs w:val="22"/>
-          <w:lang w:val="en-US"/>
+        </w:rPr>
+      </w:pPr>
+      <w:r>
+        <w:rPr>
+          <w:rFonts w:ascii="Times New Roman" w:eastAsiaTheme="minorHAnsi" w:hAnsi="Times New Roman" w:cs="Times New Roman"/>
+          <w:color w:val="5A5A5A" w:themeColor="text1" w:themeTint="A5"/>
+          <w:sz w:val="24"/>
+          <w:szCs w:val="22"/>
         </w:rPr>
         <w:t>0000000</w:t>
       </w:r>
@@ -1890,16 +1974,14 @@
           <w:color w:val="5A5A5A" w:themeColor="text1" w:themeTint="A5"/>
           <w:sz w:val="24"/>
           <w:szCs w:val="22"/>
-          <w:lang w:val="en-US"/>
-        </w:rPr>
-      </w:pPr>
-      <w:r>
-        <w:rPr>
-          <w:rFonts w:ascii="Times New Roman" w:eastAsiaTheme="minorHAnsi" w:hAnsi="Times New Roman" w:cs="Times New Roman"/>
-          <w:color w:val="5A5A5A" w:themeColor="text1" w:themeTint="A5"/>
-          <w:sz w:val="24"/>
-          <w:szCs w:val="22"/>
-          <w:lang w:val="en-US"/>
+        </w:rPr>
+      </w:pPr>
+      <w:r>
+        <w:rPr>
+          <w:rFonts w:ascii="Times New Roman" w:eastAsiaTheme="minorHAnsi" w:hAnsi="Times New Roman" w:cs="Times New Roman"/>
+          <w:color w:val="5A5A5A" w:themeColor="text1" w:themeTint="A5"/>
+          <w:sz w:val="24"/>
+          <w:szCs w:val="22"/>
         </w:rPr>
         <w:t>-01231</w:t>
       </w:r>
@@ -2252,16 +2334,14 @@
           <w:color w:val="5A5A5A" w:themeColor="text1" w:themeTint="A5"/>
           <w:sz w:val="24"/>
           <w:szCs w:val="22"/>
-          <w:lang w:val="en-US"/>
-        </w:rPr>
-      </w:pPr>
-      <w:r>
-        <w:rPr>
-          <w:rFonts w:ascii="Times New Roman" w:eastAsiaTheme="minorHAnsi" w:hAnsi="Times New Roman" w:cs="Times New Roman"/>
-          <w:color w:val="5A5A5A" w:themeColor="text1" w:themeTint="A5"/>
-          <w:sz w:val="24"/>
-          <w:szCs w:val="22"/>
-          <w:lang w:val="en-US"/>
+        </w:rPr>
+      </w:pPr>
+      <w:r>
+        <w:rPr>
+          <w:rFonts w:ascii="Times New Roman" w:eastAsiaTheme="minorHAnsi" w:hAnsi="Times New Roman" w:cs="Times New Roman"/>
+          <w:color w:val="5A5A5A" w:themeColor="text1" w:themeTint="A5"/>
+          <w:sz w:val="24"/>
+          <w:szCs w:val="22"/>
         </w:rPr>
         <w:t xml:space="preserve">100000000000000001 </w:t>
       </w:r>
@@ -2621,18 +2701,21 @@
           <w:color w:val="5A5A5A" w:themeColor="text1" w:themeTint="A5"/>
           <w:sz w:val="24"/>
           <w:szCs w:val="22"/>
-        </w:rPr>
-      </w:pPr>
-      <w:r>
-        <w:rPr>
-          <w:rFonts w:ascii="Times New Roman" w:eastAsiaTheme="minorHAnsi" w:hAnsi="Times New Roman" w:cs="Times New Roman"/>
-          <w:color w:val="5A5A5A" w:themeColor="text1" w:themeTint="A5"/>
-          <w:sz w:val="24"/>
-          <w:szCs w:val="22"/>
+          <w:lang w:val="en-US"/>
+        </w:rPr>
+      </w:pPr>
+      <w:r>
+        <w:rPr>
+          <w:rFonts w:ascii="Times New Roman" w:eastAsiaTheme="minorHAnsi" w:hAnsi="Times New Roman" w:cs="Times New Roman"/>
+          <w:color w:val="5A5A5A" w:themeColor="text1" w:themeTint="A5"/>
+          <w:sz w:val="24"/>
+          <w:szCs w:val="22"/>
+          <w:lang w:val="en-US"/>
         </w:rPr>
         <w:t>@</w:t>
       </w:r>
       <w:proofErr w:type="spellStart"/>
+      <w:proofErr w:type="gramStart"/>
       <w:r>
         <w:rPr>
           <w:rFonts w:ascii="Times New Roman" w:eastAsiaTheme="minorHAnsi" w:hAnsi="Times New Roman" w:cs="Times New Roman"/>
@@ -2650,6 +2733,7 @@
           <w:color w:val="5A5A5A" w:themeColor="text1" w:themeTint="A5"/>
           <w:sz w:val="24"/>
           <w:szCs w:val="22"/>
+          <w:lang w:val="en-US"/>
         </w:rPr>
         <w:t>:~/</w:t>
       </w:r>
@@ -2669,6 +2753,7 @@
           <w:color w:val="5A5A5A" w:themeColor="text1" w:themeTint="A5"/>
           <w:sz w:val="24"/>
           <w:szCs w:val="22"/>
+          <w:lang w:val="en-US"/>
         </w:rPr>
         <w:t>/</w:t>
       </w:r>
@@ -2688,11 +2773,12 @@
           <w:color w:val="5A5A5A" w:themeColor="text1" w:themeTint="A5"/>
           <w:sz w:val="24"/>
           <w:szCs w:val="22"/>
+          <w:lang w:val="en-US"/>
         </w:rPr>
         <w:t>/1.2$ ./</w:t>
       </w:r>
       <w:proofErr w:type="spellStart"/>
-      <w:proofErr w:type="gramStart"/>
+      <w:proofErr w:type="gramEnd"/>
       <w:r>
         <w:rPr>
           <w:rFonts w:ascii="Times New Roman" w:eastAsiaTheme="minorHAnsi" w:hAnsi="Times New Roman" w:cs="Times New Roman"/>
@@ -2704,16 +2790,17 @@
         <w:t>fsm</w:t>
       </w:r>
       <w:proofErr w:type="spellEnd"/>
-      <w:proofErr w:type="gramEnd"/>
-      <w:r>
-        <w:rPr>
-          <w:rFonts w:ascii="Times New Roman" w:eastAsiaTheme="minorHAnsi" w:hAnsi="Times New Roman" w:cs="Times New Roman"/>
-          <w:color w:val="5A5A5A" w:themeColor="text1" w:themeTint="A5"/>
-          <w:sz w:val="24"/>
-          <w:szCs w:val="22"/>
+      <w:r>
+        <w:rPr>
+          <w:rFonts w:ascii="Times New Roman" w:eastAsiaTheme="minorHAnsi" w:hAnsi="Times New Roman" w:cs="Times New Roman"/>
+          <w:color w:val="5A5A5A" w:themeColor="text1" w:themeTint="A5"/>
+          <w:sz w:val="24"/>
+          <w:szCs w:val="22"/>
+          <w:lang w:val="en-US"/>
         </w:rPr>
         <w:t xml:space="preserve"> </w:t>
       </w:r>
+      <w:proofErr w:type="spellStart"/>
       <w:r>
         <w:rPr>
           <w:rFonts w:ascii="Times New Roman" w:eastAsiaTheme="minorHAnsi" w:hAnsi="Times New Roman" w:cs="Times New Roman"/>
@@ -2730,10 +2817,10 @@
           <w:color w:val="5A5A5A" w:themeColor="text1" w:themeTint="A5"/>
           <w:sz w:val="24"/>
           <w:szCs w:val="22"/>
+          <w:lang w:val="en-US"/>
         </w:rPr>
         <w:t>.</w:t>
       </w:r>
-      <w:proofErr w:type="spellStart"/>
       <w:r>
         <w:rPr>
           <w:rFonts w:ascii="Times New Roman" w:eastAsiaTheme="minorHAnsi" w:hAnsi="Times New Roman" w:cs="Times New Roman"/>
@@ -3039,6 +3126,17 @@
           <w:lang w:val="en-US"/>
         </w:rPr>
       </w:pPr>
+      <w:r>
+        <w:rPr>
+          <w:rFonts w:ascii="Times New Roman" w:eastAsiaTheme="minorHAnsi" w:hAnsi="Times New Roman" w:cs="Times New Roman"/>
+          <w:color w:val="5A5A5A" w:themeColor="text1" w:themeTint="A5"/>
+          <w:sz w:val="24"/>
+          <w:szCs w:val="22"/>
+          <w:lang w:val="en-US"/>
+        </w:rPr>
+        <w:t>@</w:t>
+      </w:r>
+      <w:proofErr w:type="spellStart"/>
       <w:proofErr w:type="gramStart"/>
       <w:r>
         <w:rPr>
@@ -3048,15 +3146,128 @@
           <w:szCs w:val="22"/>
           <w:lang w:val="en-US"/>
         </w:rPr>
+        <w:t>ubuntu</w:t>
+      </w:r>
+      <w:proofErr w:type="spellEnd"/>
+      <w:r>
+        <w:rPr>
+          <w:rFonts w:ascii="Times New Roman" w:eastAsiaTheme="minorHAnsi" w:hAnsi="Times New Roman" w:cs="Times New Roman"/>
+          <w:color w:val="5A5A5A" w:themeColor="text1" w:themeTint="A5"/>
+          <w:sz w:val="24"/>
+          <w:szCs w:val="22"/>
+          <w:lang w:val="en-US"/>
+        </w:rPr>
+        <w:t>:~/Documents/compilers/1.2$ ./</w:t>
+      </w:r>
+      <w:proofErr w:type="spellStart"/>
+      <w:proofErr w:type="gramEnd"/>
+      <w:r>
+        <w:rPr>
+          <w:rFonts w:ascii="Times New Roman" w:eastAsiaTheme="minorHAnsi" w:hAnsi="Times New Roman" w:cs="Times New Roman"/>
+          <w:color w:val="5A5A5A" w:themeColor="text1" w:themeTint="A5"/>
+          <w:sz w:val="24"/>
+          <w:szCs w:val="22"/>
+          <w:lang w:val="en-US"/>
+        </w:rPr>
+        <w:t>fsm</w:t>
+      </w:r>
+      <w:proofErr w:type="spellEnd"/>
+      <w:r>
+        <w:rPr>
+          <w:rFonts w:ascii="Times New Roman" w:eastAsiaTheme="minorHAnsi" w:hAnsi="Times New Roman" w:cs="Times New Roman"/>
+          <w:color w:val="5A5A5A" w:themeColor="text1" w:themeTint="A5"/>
+          <w:sz w:val="24"/>
+          <w:szCs w:val="22"/>
+          <w:lang w:val="en-US"/>
+        </w:rPr>
+        <w:t xml:space="preserve"> </w:t>
+      </w:r>
+      <w:proofErr w:type="spellStart"/>
+      <w:r>
+        <w:rPr>
+          <w:rFonts w:ascii="Times New Roman" w:eastAsiaTheme="minorHAnsi" w:hAnsi="Times New Roman" w:cs="Times New Roman"/>
+          <w:color w:val="5A5A5A" w:themeColor="text1" w:themeTint="A5"/>
+          <w:sz w:val="24"/>
+          <w:szCs w:val="22"/>
+          <w:lang w:val="en-US"/>
+        </w:rPr>
+        <w:t>integers.fsm</w:t>
+      </w:r>
+      <w:proofErr w:type="spellEnd"/>
+    </w:p>
+    <w:p>
+      <w:pPr>
+        <w:pStyle w:val="1"/>
+        <w:rPr>
+          <w:rFonts w:ascii="Times New Roman" w:eastAsiaTheme="minorHAnsi" w:hAnsi="Times New Roman" w:cs="Times New Roman"/>
+          <w:color w:val="5A5A5A" w:themeColor="text1" w:themeTint="A5"/>
+          <w:sz w:val="24"/>
+          <w:szCs w:val="22"/>
+          <w:lang w:val="en-US"/>
+        </w:rPr>
+      </w:pPr>
+      <w:r>
+        <w:rPr>
+          <w:rFonts w:ascii="Times New Roman" w:eastAsiaTheme="minorHAnsi" w:hAnsi="Times New Roman" w:cs="Times New Roman"/>
+          <w:color w:val="5A5A5A" w:themeColor="text1" w:themeTint="A5"/>
+          <w:sz w:val="24"/>
+          <w:szCs w:val="22"/>
+          <w:lang w:val="en-US"/>
+        </w:rPr>
+        <w:t>155515151515151515100000515151</w:t>
+      </w:r>
+    </w:p>
+    <w:p>
+      <w:pPr>
+        <w:pStyle w:val="1"/>
+        <w:rPr>
+          <w:rFonts w:ascii="Times New Roman" w:eastAsiaTheme="minorHAnsi" w:hAnsi="Times New Roman" w:cs="Times New Roman"/>
+          <w:color w:val="5A5A5A" w:themeColor="text1" w:themeTint="A5"/>
+          <w:sz w:val="24"/>
+          <w:szCs w:val="22"/>
+          <w:lang w:val="en-US"/>
+        </w:rPr>
+      </w:pPr>
+      <w:r>
+        <w:rPr>
+          <w:rFonts w:ascii="Times New Roman" w:eastAsiaTheme="minorHAnsi" w:hAnsi="Times New Roman" w:cs="Times New Roman"/>
+          <w:color w:val="5A5A5A" w:themeColor="text1" w:themeTint="A5"/>
+          <w:sz w:val="24"/>
+          <w:szCs w:val="22"/>
+          <w:lang w:val="en-US"/>
+        </w:rPr>
+        <w:t>YES</w:t>
+      </w:r>
+    </w:p>
+    <w:p>
+      <w:pPr>
+        <w:rPr>
+          <w:u w:val="single"/>
+          <w:lang w:val="en-US"/>
+        </w:rPr>
+      </w:pPr>
+      <w:r>
+        <w:rPr>
+          <w:u w:val="single"/>
+        </w:rPr>
+        <w:t>Λέξη</w:t>
+      </w:r>
+      <w:r>
+        <w:rPr>
+          <w:u w:val="single"/>
+          <w:lang w:val="en-US"/>
+        </w:rPr>
+        <w:br/>
+      </w:r>
+      <w:r>
+        <w:rPr>
+          <w:lang w:val="en-US"/>
+        </w:rPr>
         <w:t>@</w:t>
       </w:r>
       <w:proofErr w:type="spellStart"/>
       <w:r>
         <w:rPr>
-          <w:rFonts w:ascii="Times New Roman" w:eastAsiaTheme="minorHAnsi" w:hAnsi="Times New Roman" w:cs="Times New Roman"/>
-          <w:color w:val="5A5A5A" w:themeColor="text1" w:themeTint="A5"/>
-          <w:sz w:val="24"/>
-          <w:szCs w:val="22"/>
           <w:lang w:val="en-US"/>
         </w:rPr>
         <w:t>ubuntu</w:t>
@@ -3064,22 +3275,112 @@
       <w:proofErr w:type="spellEnd"/>
       <w:r>
         <w:rPr>
-          <w:rFonts w:ascii="Times New Roman" w:eastAsiaTheme="minorHAnsi" w:hAnsi="Times New Roman" w:cs="Times New Roman"/>
-          <w:color w:val="5A5A5A" w:themeColor="text1" w:themeTint="A5"/>
-          <w:sz w:val="24"/>
-          <w:szCs w:val="22"/>
           <w:lang w:val="en-US"/>
         </w:rPr>
         <w:t>:~/Documents/compilers/1.2$ ./</w:t>
       </w:r>
       <w:proofErr w:type="spellStart"/>
+      <w:proofErr w:type="gramStart"/>
+      <w:r>
+        <w:rPr>
+          <w:lang w:val="en-US"/>
+        </w:rPr>
+        <w:t>fsm</w:t>
+      </w:r>
+      <w:proofErr w:type="spellEnd"/>
       <w:proofErr w:type="gramEnd"/>
       <w:r>
         <w:rPr>
-          <w:rFonts w:ascii="Times New Roman" w:eastAsiaTheme="minorHAnsi" w:hAnsi="Times New Roman" w:cs="Times New Roman"/>
-          <w:color w:val="5A5A5A" w:themeColor="text1" w:themeTint="A5"/>
-          <w:sz w:val="24"/>
-          <w:szCs w:val="22"/>
+          <w:lang w:val="en-US"/>
+        </w:rPr>
+        <w:t xml:space="preserve"> </w:t>
+      </w:r>
+      <w:proofErr w:type="spellStart"/>
+      <w:r>
+        <w:rPr>
+          <w:lang w:val="en-US"/>
+        </w:rPr>
+        <w:t>integers.fsm</w:t>
+      </w:r>
+      <w:proofErr w:type="spellEnd"/>
+    </w:p>
+    <w:p>
+      <w:pPr>
+        <w:rPr>
+          <w:u w:val="single"/>
+        </w:rPr>
+      </w:pPr>
+      <w:proofErr w:type="spellStart"/>
+      <w:r>
+        <w:rPr>
+          <w:u w:val="single"/>
+        </w:rPr>
+        <w:t>mpla</w:t>
+      </w:r>
+      <w:proofErr w:type="spellEnd"/>
+    </w:p>
+    <w:p>
+      <w:pPr>
+        <w:rPr>
+          <w:u w:val="single"/>
+        </w:rPr>
+      </w:pPr>
+      <w:r>
+        <w:rPr>
+          <w:u w:val="single"/>
+        </w:rPr>
+        <w:t>NO</w:t>
+      </w:r>
+    </w:p>
+    <w:p>
+      <w:pPr>
+        <w:rPr>
+          <w:u w:val="single"/>
+        </w:rPr>
+      </w:pPr>
+      <w:r>
+        <w:rPr>
+          <w:u w:val="single"/>
+        </w:rPr>
+        <w:t>Σύμβολο στο τέλος του αριθμού</w:t>
+      </w:r>
+    </w:p>
+    <w:p>
+      <w:pPr>
+        <w:rPr>
+          <w:u w:val="single"/>
+          <w:lang w:val="en-US"/>
+        </w:rPr>
+      </w:pPr>
+      <w:r>
+        <w:rPr>
+          <w:u w:val="single"/>
+          <w:lang w:val="en-US"/>
+        </w:rPr>
+        <w:t>@</w:t>
+      </w:r>
+      <w:proofErr w:type="spellStart"/>
+      <w:proofErr w:type="gramStart"/>
+      <w:r>
+        <w:rPr>
+          <w:u w:val="single"/>
+          <w:lang w:val="en-US"/>
+        </w:rPr>
+        <w:t>ubuntu</w:t>
+      </w:r>
+      <w:proofErr w:type="spellEnd"/>
+      <w:r>
+        <w:rPr>
+          <w:u w:val="single"/>
+          <w:lang w:val="en-US"/>
+        </w:rPr>
+        <w:t>:~/Documents/compilers/1.2$ ./</w:t>
+      </w:r>
+      <w:proofErr w:type="spellStart"/>
+      <w:proofErr w:type="gramEnd"/>
+      <w:r>
+        <w:rPr>
+          <w:u w:val="single"/>
           <w:lang w:val="en-US"/>
         </w:rPr>
         <w:t>fsm</w:t>
@@ -3087,10 +3388,7 @@
       <w:proofErr w:type="spellEnd"/>
       <w:r>
         <w:rPr>
-          <w:rFonts w:ascii="Times New Roman" w:eastAsiaTheme="minorHAnsi" w:hAnsi="Times New Roman" w:cs="Times New Roman"/>
-          <w:color w:val="5A5A5A" w:themeColor="text1" w:themeTint="A5"/>
-          <w:sz w:val="24"/>
-          <w:szCs w:val="22"/>
+          <w:u w:val="single"/>
           <w:lang w:val="en-US"/>
         </w:rPr>
         <w:t xml:space="preserve"> </w:t>
@@ -3098,10 +3396,7 @@
       <w:proofErr w:type="spellStart"/>
       <w:r>
         <w:rPr>
-          <w:rFonts w:ascii="Times New Roman" w:eastAsiaTheme="minorHAnsi" w:hAnsi="Times New Roman" w:cs="Times New Roman"/>
-          <w:color w:val="5A5A5A" w:themeColor="text1" w:themeTint="A5"/>
-          <w:sz w:val="24"/>
-          <w:szCs w:val="22"/>
+          <w:u w:val="single"/>
           <w:lang w:val="en-US"/>
         </w:rPr>
         <w:t>integers.fsm</w:t>
@@ -3110,404 +3405,191 @@
     </w:p>
     <w:p>
       <w:pPr>
+        <w:rPr>
+          <w:u w:val="single"/>
+        </w:rPr>
+      </w:pPr>
+      <w:r>
+        <w:rPr>
+          <w:u w:val="single"/>
+        </w:rPr>
+        <w:t>32132/</w:t>
+      </w:r>
+    </w:p>
+    <w:p>
+      <w:pPr>
+        <w:rPr>
+          <w:u w:val="single"/>
+        </w:rPr>
+      </w:pPr>
+      <w:r>
+        <w:rPr>
+          <w:u w:val="single"/>
+          <w:lang w:val="en-US"/>
+        </w:rPr>
+        <w:t>NO</w:t>
+      </w:r>
+    </w:p>
+    <w:p>
+      <w:pPr>
+        <w:rPr>
+          <w:u w:val="single"/>
+        </w:rPr>
+      </w:pPr>
+      <w:r>
+        <w:rPr>
+          <w:u w:val="single"/>
+        </w:rPr>
+        <w:t>Πρόσημο στο τέλος του αριθμού</w:t>
+      </w:r>
+    </w:p>
+    <w:p>
+      <w:pPr>
+        <w:rPr>
+          <w:u w:val="single"/>
+          <w:lang w:val="en-US"/>
+        </w:rPr>
+      </w:pPr>
+      <w:r>
+        <w:rPr>
+          <w:u w:val="single"/>
+          <w:lang w:val="en-US"/>
+        </w:rPr>
+        <w:t>@</w:t>
+      </w:r>
+      <w:proofErr w:type="spellStart"/>
+      <w:proofErr w:type="gramStart"/>
+      <w:r>
+        <w:rPr>
+          <w:u w:val="single"/>
+          <w:lang w:val="en-US"/>
+        </w:rPr>
+        <w:t>ubuntu</w:t>
+      </w:r>
+      <w:proofErr w:type="spellEnd"/>
+      <w:r>
+        <w:rPr>
+          <w:u w:val="single"/>
+          <w:lang w:val="en-US"/>
+        </w:rPr>
+        <w:t>:~/Documents/compilers/1.2$ ./</w:t>
+      </w:r>
+      <w:proofErr w:type="spellStart"/>
+      <w:proofErr w:type="gramEnd"/>
+      <w:r>
+        <w:rPr>
+          <w:u w:val="single"/>
+          <w:lang w:val="en-US"/>
+        </w:rPr>
+        <w:t>fsm</w:t>
+      </w:r>
+      <w:proofErr w:type="spellEnd"/>
+      <w:r>
+        <w:rPr>
+          <w:u w:val="single"/>
+          <w:lang w:val="en-US"/>
+        </w:rPr>
+        <w:t xml:space="preserve"> </w:t>
+      </w:r>
+      <w:proofErr w:type="spellStart"/>
+      <w:r>
+        <w:rPr>
+          <w:u w:val="single"/>
+          <w:lang w:val="en-US"/>
+        </w:rPr>
+        <w:t>integers.fsm</w:t>
+      </w:r>
+      <w:proofErr w:type="spellEnd"/>
+    </w:p>
+    <w:p>
+      <w:pPr>
+        <w:rPr>
+          <w:u w:val="single"/>
+          <w:lang w:val="en-US"/>
+        </w:rPr>
+      </w:pPr>
+      <w:r>
+        <w:rPr>
+          <w:u w:val="single"/>
+          <w:lang w:val="en-US"/>
+        </w:rPr>
+        <w:t>331321+</w:t>
+      </w:r>
+    </w:p>
+    <w:p>
+      <w:pPr>
+        <w:rPr>
+          <w:u w:val="single"/>
+          <w:lang w:val="en-US"/>
+        </w:rPr>
+      </w:pPr>
+      <w:r>
+        <w:rPr>
+          <w:u w:val="single"/>
+          <w:lang w:val="en-US"/>
+        </w:rPr>
+        <w:t>NO</w:t>
+      </w:r>
+    </w:p>
+    <w:p>
+      <w:pPr>
+        <w:rPr>
+          <w:u w:val="single"/>
+          <w:lang w:val="en-US"/>
+        </w:rPr>
+      </w:pPr>
+      <w:proofErr w:type="spellStart"/>
+      <w:r>
+        <w:rPr>
+          <w:u w:val="single"/>
+          <w:lang w:val="en-US"/>
+        </w:rPr>
+        <w:t>nakis@ubuntu</w:t>
+      </w:r>
+      <w:proofErr w:type="spellEnd"/>
+      <w:r>
+        <w:rPr>
+          <w:u w:val="single"/>
+          <w:lang w:val="en-US"/>
+        </w:rPr>
+        <w:t>:~/Documents/compilers/1.2$</w:t>
+      </w:r>
+    </w:p>
+    <w:p>
+      <w:pPr>
         <w:pStyle w:val="1"/>
         <w:rPr>
-          <w:rFonts w:ascii="Times New Roman" w:eastAsiaTheme="minorHAnsi" w:hAnsi="Times New Roman" w:cs="Times New Roman"/>
-          <w:color w:val="5A5A5A" w:themeColor="text1" w:themeTint="A5"/>
-          <w:sz w:val="24"/>
-          <w:szCs w:val="22"/>
-          <w:lang w:val="en-US"/>
-        </w:rPr>
-      </w:pPr>
-      <w:r>
-        <w:rPr>
-          <w:rFonts w:ascii="Times New Roman" w:eastAsiaTheme="minorHAnsi" w:hAnsi="Times New Roman" w:cs="Times New Roman"/>
-          <w:color w:val="5A5A5A" w:themeColor="text1" w:themeTint="A5"/>
-          <w:sz w:val="24"/>
-          <w:szCs w:val="22"/>
-          <w:lang w:val="en-US"/>
-        </w:rPr>
-        <w:t>155515151515151515100000515151</w:t>
-      </w:r>
-    </w:p>
-    <w:p>
-      <w:pPr>
-        <w:pStyle w:val="1"/>
-        <w:rPr>
-          <w:rFonts w:ascii="Times New Roman" w:eastAsiaTheme="minorHAnsi" w:hAnsi="Times New Roman" w:cs="Times New Roman"/>
-          <w:color w:val="5A5A5A" w:themeColor="text1" w:themeTint="A5"/>
-          <w:sz w:val="24"/>
-          <w:szCs w:val="22"/>
-          <w:lang w:val="en-US"/>
-        </w:rPr>
-      </w:pPr>
-      <w:r>
-        <w:rPr>
-          <w:rFonts w:ascii="Times New Roman" w:eastAsiaTheme="minorHAnsi" w:hAnsi="Times New Roman" w:cs="Times New Roman"/>
-          <w:color w:val="5A5A5A" w:themeColor="text1" w:themeTint="A5"/>
-          <w:sz w:val="24"/>
-          <w:szCs w:val="22"/>
-          <w:lang w:val="en-US"/>
-        </w:rPr>
-        <w:t>YES</w:t>
-      </w:r>
-    </w:p>
-    <w:p>
-      <w:pPr>
-        <w:rPr>
-          <w:u w:val="single"/>
-          <w:lang w:val="en-US"/>
-        </w:rPr>
-      </w:pPr>
-      <w:r>
-        <w:rPr>
-          <w:u w:val="single"/>
-        </w:rPr>
-        <w:t>Λέξη</w:t>
-      </w:r>
-      <w:r>
-        <w:rPr>
-          <w:u w:val="single"/>
-          <w:lang w:val="en-US"/>
-        </w:rPr>
-        <w:br/>
-      </w:r>
-      <w:r>
-        <w:rPr>
-          <w:lang w:val="en-US"/>
-        </w:rPr>
-        <w:t>@</w:t>
-      </w:r>
-      <w:proofErr w:type="spellStart"/>
-      <w:r>
-        <w:rPr>
-          <w:lang w:val="en-US"/>
-        </w:rPr>
-        <w:t>ubuntu</w:t>
-      </w:r>
-      <w:proofErr w:type="spellEnd"/>
-      <w:r>
-        <w:rPr>
-          <w:lang w:val="en-US"/>
-        </w:rPr>
-        <w:t>:~/Documents/compilers/1.2$ ./</w:t>
-      </w:r>
-      <w:proofErr w:type="spellStart"/>
-      <w:proofErr w:type="gramStart"/>
-      <w:r>
-        <w:rPr>
-          <w:lang w:val="en-US"/>
-        </w:rPr>
-        <w:t>fsm</w:t>
-      </w:r>
-      <w:proofErr w:type="spellEnd"/>
-      <w:proofErr w:type="gramEnd"/>
-      <w:r>
-        <w:rPr>
-          <w:lang w:val="en-US"/>
-        </w:rPr>
-        <w:t xml:space="preserve"> </w:t>
-      </w:r>
-      <w:proofErr w:type="spellStart"/>
-      <w:r>
-        <w:rPr>
-          <w:lang w:val="en-US"/>
-        </w:rPr>
-        <w:t>integers.fsm</w:t>
-      </w:r>
-      <w:proofErr w:type="spellEnd"/>
-    </w:p>
-    <w:p>
-      <w:pPr>
-        <w:rPr>
-          <w:u w:val="single"/>
-        </w:rPr>
-      </w:pPr>
-      <w:proofErr w:type="spellStart"/>
-      <w:r>
-        <w:rPr>
-          <w:u w:val="single"/>
-        </w:rPr>
-        <w:t>mpla</w:t>
-      </w:r>
-      <w:proofErr w:type="spellEnd"/>
-    </w:p>
-    <w:p>
-      <w:pPr>
-        <w:rPr>
-          <w:u w:val="single"/>
-        </w:rPr>
-      </w:pPr>
-      <w:r>
-        <w:rPr>
-          <w:u w:val="single"/>
-        </w:rPr>
-        <w:t>NO</w:t>
-      </w:r>
-    </w:p>
-    <w:p>
-      <w:pPr>
-        <w:rPr>
-          <w:u w:val="single"/>
-        </w:rPr>
-      </w:pPr>
-      <w:r>
-        <w:rPr>
-          <w:u w:val="single"/>
-        </w:rPr>
-        <w:t>Σύμβολο στο τέλος του αριθμού</w:t>
-      </w:r>
-    </w:p>
-    <w:p>
-      <w:pPr>
-        <w:rPr>
-          <w:u w:val="single"/>
-          <w:lang w:val="en-US"/>
-        </w:rPr>
-      </w:pPr>
-      <w:r>
-        <w:rPr>
-          <w:u w:val="single"/>
-          <w:lang w:val="en-US"/>
-        </w:rPr>
-        <w:t>@</w:t>
-      </w:r>
-      <w:proofErr w:type="spellStart"/>
-      <w:proofErr w:type="gramStart"/>
-      <w:r>
-        <w:rPr>
-          <w:u w:val="single"/>
-          <w:lang w:val="en-US"/>
-        </w:rPr>
-        <w:t>ubuntu</w:t>
-      </w:r>
-      <w:proofErr w:type="spellEnd"/>
-      <w:r>
-        <w:rPr>
-          <w:u w:val="single"/>
-          <w:lang w:val="en-US"/>
-        </w:rPr>
-        <w:t>:~/Documents/compilers/1.2$ ./</w:t>
-      </w:r>
-      <w:proofErr w:type="spellStart"/>
-      <w:proofErr w:type="gramEnd"/>
-      <w:r>
-        <w:rPr>
-          <w:u w:val="single"/>
-          <w:lang w:val="en-US"/>
-        </w:rPr>
-        <w:t>fsm</w:t>
-      </w:r>
-      <w:proofErr w:type="spellEnd"/>
-      <w:r>
-        <w:rPr>
-          <w:u w:val="single"/>
-          <w:lang w:val="en-US"/>
-        </w:rPr>
-        <w:t xml:space="preserve"> </w:t>
-      </w:r>
-      <w:proofErr w:type="spellStart"/>
-      <w:r>
-        <w:rPr>
-          <w:u w:val="single"/>
-          <w:lang w:val="en-US"/>
-        </w:rPr>
-        <w:t>integers.fsm</w:t>
-      </w:r>
-      <w:proofErr w:type="spellEnd"/>
-    </w:p>
-    <w:p>
-      <w:pPr>
-        <w:rPr>
-          <w:u w:val="single"/>
-          <w:lang w:val="en-US"/>
-        </w:rPr>
-      </w:pPr>
-      <w:r>
-        <w:rPr>
-          <w:u w:val="single"/>
-          <w:lang w:val="en-US"/>
-        </w:rPr>
-        <w:t>32132/</w:t>
-      </w:r>
-    </w:p>
-    <w:p>
-      <w:pPr>
-        <w:rPr>
-          <w:u w:val="single"/>
-          <w:lang w:val="en-US"/>
-        </w:rPr>
-      </w:pPr>
-      <w:r>
-        <w:rPr>
-          <w:u w:val="single"/>
-          <w:lang w:val="en-US"/>
-        </w:rPr>
-        <w:t>NO</w:t>
-      </w:r>
-    </w:p>
-    <w:p>
-      <w:pPr>
-        <w:rPr>
-          <w:u w:val="single"/>
-        </w:rPr>
-      </w:pPr>
-      <w:r>
-        <w:rPr>
-          <w:u w:val="single"/>
-        </w:rPr>
-        <w:t>Πρόσημο στο τέλος του αριθμού</w:t>
-      </w:r>
-    </w:p>
-    <w:p>
-      <w:pPr>
-        <w:rPr>
-          <w:u w:val="single"/>
-          <w:lang w:val="en-US"/>
-        </w:rPr>
-      </w:pPr>
-      <w:r>
-        <w:rPr>
-          <w:u w:val="single"/>
-          <w:lang w:val="en-US"/>
-        </w:rPr>
-        <w:t>@</w:t>
-      </w:r>
-      <w:proofErr w:type="spellStart"/>
-      <w:proofErr w:type="gramStart"/>
-      <w:r>
-        <w:rPr>
-          <w:u w:val="single"/>
-          <w:lang w:val="en-US"/>
-        </w:rPr>
-        <w:t>ubuntu</w:t>
-      </w:r>
-      <w:proofErr w:type="spellEnd"/>
-      <w:r>
-        <w:rPr>
-          <w:u w:val="single"/>
-          <w:lang w:val="en-US"/>
-        </w:rPr>
-        <w:t>:~/Documents/compilers/1.2$ ./</w:t>
-      </w:r>
-      <w:proofErr w:type="spellStart"/>
-      <w:proofErr w:type="gramEnd"/>
-      <w:r>
-        <w:rPr>
-          <w:u w:val="single"/>
-          <w:lang w:val="en-US"/>
-        </w:rPr>
-        <w:t>fsm</w:t>
-      </w:r>
-      <w:proofErr w:type="spellEnd"/>
-      <w:r>
-        <w:rPr>
-          <w:u w:val="single"/>
-          <w:lang w:val="en-US"/>
-        </w:rPr>
-        <w:t xml:space="preserve"> </w:t>
-      </w:r>
-      <w:proofErr w:type="spellStart"/>
-      <w:r>
-        <w:rPr>
-          <w:u w:val="single"/>
-          <w:lang w:val="en-US"/>
-        </w:rPr>
-        <w:t>integers.fsm</w:t>
-      </w:r>
-      <w:proofErr w:type="spellEnd"/>
-    </w:p>
-    <w:p>
-      <w:pPr>
-        <w:rPr>
-          <w:u w:val="single"/>
-          <w:lang w:val="en-US"/>
-        </w:rPr>
-      </w:pPr>
-      <w:r>
-        <w:rPr>
-          <w:u w:val="single"/>
-          <w:lang w:val="en-US"/>
-        </w:rPr>
-        <w:t>331321+</w:t>
-      </w:r>
-    </w:p>
-    <w:p>
-      <w:pPr>
-        <w:rPr>
-          <w:u w:val="single"/>
-          <w:lang w:val="en-US"/>
-        </w:rPr>
-      </w:pPr>
-      <w:r>
-        <w:rPr>
-          <w:u w:val="single"/>
-          <w:lang w:val="en-US"/>
-        </w:rPr>
-        <w:t>NO</w:t>
-      </w:r>
-    </w:p>
-    <w:p>
-      <w:pPr>
-        <w:rPr>
-          <w:u w:val="single"/>
-          <w:lang w:val="en-US"/>
-        </w:rPr>
-      </w:pPr>
-      <w:proofErr w:type="spellStart"/>
-      <w:r>
-        <w:rPr>
-          <w:u w:val="single"/>
-          <w:lang w:val="en-US"/>
-        </w:rPr>
-        <w:t>nakis@ubuntu</w:t>
-      </w:r>
-      <w:proofErr w:type="spellEnd"/>
-      <w:r>
-        <w:rPr>
-          <w:u w:val="single"/>
-          <w:lang w:val="en-US"/>
-        </w:rPr>
-        <w:t>:~/Documents/compilers/1.2$</w:t>
-      </w:r>
-    </w:p>
-    <w:p>
-      <w:pPr>
-        <w:pStyle w:val="1"/>
-        <w:rPr>
-          <w:lang w:val="en-US"/>
-        </w:rPr>
-      </w:pPr>
-    </w:p>
-    <w:p>
-      <w:pPr>
-        <w:rPr>
-          <w:lang w:val="en-US"/>
-        </w:rPr>
-      </w:pPr>
-    </w:p>
-    <w:p>
-      <w:pPr>
-        <w:rPr>
-          <w:lang w:val="en-US"/>
-        </w:rPr>
-      </w:pPr>
-    </w:p>
-    <w:p>
-      <w:pPr>
-        <w:rPr>
-          <w:lang w:val="en-US"/>
-        </w:rPr>
-      </w:pPr>
-    </w:p>
-    <w:p>
-      <w:pPr>
-        <w:rPr>
-          <w:lang w:val="en-US"/>
-        </w:rPr>
-      </w:pPr>
-      <w:bookmarkStart w:id="0" w:name="_GoBack"/>
-      <w:bookmarkEnd w:id="0"/>
+          <w:lang w:val="en-US"/>
+        </w:rPr>
+      </w:pPr>
+    </w:p>
+    <w:p>
+      <w:pPr>
+        <w:rPr>
+          <w:lang w:val="en-US"/>
+        </w:rPr>
+      </w:pPr>
+    </w:p>
+    <w:p>
+      <w:pPr>
+        <w:rPr>
+          <w:lang w:val="en-US"/>
+        </w:rPr>
+      </w:pPr>
+    </w:p>
+    <w:p>
+      <w:pPr>
+        <w:rPr>
+          <w:lang w:val="en-US"/>
+        </w:rPr>
+      </w:pPr>
+    </w:p>
+    <w:p>
+      <w:pPr>
+        <w:rPr>
+          <w:lang w:val="en-US"/>
+        </w:rPr>
+      </w:pPr>
     </w:p>
     <w:p>
       <w:pPr>
@@ -4732,6 +4814,30 @@
       </w:tblBorders>
     </w:tblPr>
   </w:style>
+  <w:style w:type="character" w:styleId="a4">
+    <w:name w:val="Strong"/>
+    <w:basedOn w:val="a0"/>
+    <w:uiPriority w:val="22"/>
+    <w:qFormat/>
+    <w:rsid w:val="009A30CC"/>
+    <w:rPr>
+      <w:b/>
+      <w:bCs/>
+    </w:rPr>
+  </w:style>
+  <w:style w:type="character" w:styleId="HTML">
+    <w:name w:val="HTML Code"/>
+    <w:basedOn w:val="a0"/>
+    <w:uiPriority w:val="99"/>
+    <w:semiHidden/>
+    <w:unhideWhenUsed/>
+    <w:rsid w:val="009A30CC"/>
+    <w:rPr>
+      <w:rFonts w:ascii="Courier New" w:eastAsia="Times New Roman" w:hAnsi="Courier New" w:cs="Courier New"/>
+      <w:sz w:val="20"/>
+      <w:szCs w:val="20"/>
+    </w:rPr>
+  </w:style>
 </w:styles>
 </file>
 

--- a/Part_A2/Tables/Α2_Ακεραιοι.docx
+++ b/Part_A2/Tables/Α2_Ακεραιοι.docx
@@ -396,13 +396,7 @@
     </w:p>
     <w:p>
       <w:r>
-        <w:t>Ξεκινά</w:t>
-      </w:r>
-      <w:r>
-        <w:t>με</w:t>
-      </w:r>
-      <w:r>
-        <w:t xml:space="preserve"> από την αρχική κατάσταση </w:t>
+        <w:t xml:space="preserve">Ξεκινάμε από την αρχική κατάσταση </w:t>
       </w:r>
       <w:r>
         <w:rPr>
@@ -426,10 +420,7 @@
         <w:t xml:space="preserve"> </w:t>
       </w:r>
       <w:r>
-        <w:t xml:space="preserve">και δεχόμαστε προαιρετικά ένα πρόσημο. </w:t>
-      </w:r>
-      <w:r>
-        <w:t xml:space="preserve">Στη συνέχεια, ακολουθεί είτε το ψηφίο </w:t>
+        <w:t xml:space="preserve">και δεχόμαστε προαιρετικά ένα πρόσημο. Στη συνέχεια, ακολουθεί είτε το ψηφίο </w:t>
       </w:r>
       <w:r>
         <w:rPr>
@@ -479,13 +470,7 @@
         <w:t>\n</w:t>
       </w:r>
       <w:r>
-        <w:t xml:space="preserve">) για να </w:t>
-      </w:r>
-      <w:r>
-        <w:t>είναι</w:t>
-      </w:r>
-      <w:r>
-        <w:t xml:space="preserve"> έγκυρη και να οδηγήσει στην κατάσταση </w:t>
+        <w:t xml:space="preserve">) για να είναι έγκυρη και να οδηγήσει στην κατάσταση </w:t>
       </w:r>
       <w:r>
         <w:rPr>
@@ -495,13 +480,7 @@
         <w:t>GOOD</w:t>
       </w:r>
       <w:r>
-        <w:t xml:space="preserve">. Σε </w:t>
-      </w:r>
-      <w:r>
-        <w:t xml:space="preserve">οποιαδήποτε άλλη περίπτωση </w:t>
-      </w:r>
-      <w:r>
-        <w:t xml:space="preserve">η μηχανή μεταβαίνει στην κατάσταση </w:t>
+        <w:t xml:space="preserve">. Σε οποιαδήποτε άλλη περίπτωση η μηχανή μεταβαίνει στην κατάσταση </w:t>
       </w:r>
       <w:r>
         <w:rPr>
@@ -526,8 +505,6 @@
       <w:r>
         <w:t>και η μηχανή αποτυγχάνει.</w:t>
       </w:r>
-      <w:bookmarkStart w:id="0" w:name="_GoBack"/>
-      <w:bookmarkEnd w:id="0"/>
     </w:p>
     <w:p>
       <w:pPr>
@@ -3348,13 +3325,11 @@
     <w:p>
       <w:pPr>
         <w:rPr>
-          <w:u w:val="single"/>
-          <w:lang w:val="en-US"/>
-        </w:rPr>
-      </w:pPr>
-      <w:r>
-        <w:rPr>
-          <w:u w:val="single"/>
+          <w:lang w:val="en-US"/>
+        </w:rPr>
+      </w:pPr>
+      <w:r>
+        <w:rPr>
           <w:lang w:val="en-US"/>
         </w:rPr>
         <w:t>@</w:t>
@@ -3363,7 +3338,6 @@
       <w:proofErr w:type="gramStart"/>
       <w:r>
         <w:rPr>
-          <w:u w:val="single"/>
           <w:lang w:val="en-US"/>
         </w:rPr>
         <w:t>ubuntu</w:t>
@@ -3371,7 +3345,6 @@
       <w:proofErr w:type="spellEnd"/>
       <w:r>
         <w:rPr>
-          <w:u w:val="single"/>
           <w:lang w:val="en-US"/>
         </w:rPr>
         <w:t>:~/Documents/compilers/1.2$ ./</w:t>
@@ -3380,7 +3353,6 @@
       <w:proofErr w:type="gramEnd"/>
       <w:r>
         <w:rPr>
-          <w:u w:val="single"/>
           <w:lang w:val="en-US"/>
         </w:rPr>
         <w:t>fsm</w:t>
@@ -3388,7 +3360,6 @@
       <w:proofErr w:type="spellEnd"/>
       <w:r>
         <w:rPr>
-          <w:u w:val="single"/>
           <w:lang w:val="en-US"/>
         </w:rPr>
         <w:t xml:space="preserve"> </w:t>
@@ -3396,7 +3367,6 @@
       <w:proofErr w:type="spellStart"/>
       <w:r>
         <w:rPr>
-          <w:u w:val="single"/>
           <w:lang w:val="en-US"/>
         </w:rPr>
         <w:t>integers.fsm</w:t>
@@ -3404,27 +3374,13 @@
       <w:proofErr w:type="spellEnd"/>
     </w:p>
     <w:p>
-      <w:pPr>
-        <w:rPr>
-          <w:u w:val="single"/>
-        </w:rPr>
-      </w:pPr>
-      <w:r>
-        <w:rPr>
-          <w:u w:val="single"/>
-        </w:rPr>
+      <w:r>
         <w:t>32132/</w:t>
       </w:r>
     </w:p>
     <w:p>
-      <w:pPr>
-        <w:rPr>
-          <w:u w:val="single"/>
-        </w:rPr>
-      </w:pPr>
-      <w:r>
-        <w:rPr>
-          <w:u w:val="single"/>
+      <w:r>
+        <w:rPr>
           <w:lang w:val="en-US"/>
         </w:rPr>
         <w:t>NO</w:t>
@@ -3446,13 +3402,12 @@
     <w:p>
       <w:pPr>
         <w:rPr>
-          <w:u w:val="single"/>
-          <w:lang w:val="en-US"/>
-        </w:rPr>
-      </w:pPr>
-      <w:r>
-        <w:rPr>
-          <w:u w:val="single"/>
+          <w:lang w:val="en-US"/>
+        </w:rPr>
+      </w:pPr>
+      <w:bookmarkStart w:id="0" w:name="_GoBack"/>
+      <w:r>
+        <w:rPr>
           <w:lang w:val="en-US"/>
         </w:rPr>
         <w:t>@</w:t>
@@ -3461,7 +3416,6 @@
       <w:proofErr w:type="gramStart"/>
       <w:r>
         <w:rPr>
-          <w:u w:val="single"/>
           <w:lang w:val="en-US"/>
         </w:rPr>
         <w:t>ubuntu</w:t>
@@ -3469,7 +3423,6 @@
       <w:proofErr w:type="spellEnd"/>
       <w:r>
         <w:rPr>
-          <w:u w:val="single"/>
           <w:lang w:val="en-US"/>
         </w:rPr>
         <w:t>:~/Documents/compilers/1.2$ ./</w:t>
@@ -3478,7 +3431,6 @@
       <w:proofErr w:type="gramEnd"/>
       <w:r>
         <w:rPr>
-          <w:u w:val="single"/>
           <w:lang w:val="en-US"/>
         </w:rPr>
         <w:t>fsm</w:t>
@@ -3486,7 +3438,6 @@
       <w:proofErr w:type="spellEnd"/>
       <w:r>
         <w:rPr>
-          <w:u w:val="single"/>
           <w:lang w:val="en-US"/>
         </w:rPr>
         <w:t xml:space="preserve"> </w:t>
@@ -3494,23 +3445,21 @@
       <w:proofErr w:type="spellStart"/>
       <w:r>
         <w:rPr>
-          <w:u w:val="single"/>
           <w:lang w:val="en-US"/>
         </w:rPr>
         <w:t>integers.fsm</w:t>
       </w:r>
       <w:proofErr w:type="spellEnd"/>
     </w:p>
-    <w:p>
-      <w:pPr>
-        <w:rPr>
-          <w:u w:val="single"/>
-          <w:lang w:val="en-US"/>
-        </w:rPr>
-      </w:pPr>
-      <w:r>
-        <w:rPr>
-          <w:u w:val="single"/>
+    <w:bookmarkEnd w:id="0"/>
+    <w:p>
+      <w:pPr>
+        <w:rPr>
+          <w:lang w:val="en-US"/>
+        </w:rPr>
+      </w:pPr>
+      <w:r>
+        <w:rPr>
           <w:lang w:val="en-US"/>
         </w:rPr>
         <w:t>331321+</w:t>
@@ -3519,13 +3468,11 @@
     <w:p>
       <w:pPr>
         <w:rPr>
-          <w:u w:val="single"/>
-          <w:lang w:val="en-US"/>
-        </w:rPr>
-      </w:pPr>
-      <w:r>
-        <w:rPr>
-          <w:u w:val="single"/>
+          <w:lang w:val="en-US"/>
+        </w:rPr>
+      </w:pPr>
+      <w:r>
+        <w:rPr>
           <w:lang w:val="en-US"/>
         </w:rPr>
         <w:t>NO</w:t>
@@ -3534,97 +3481,49 @@
     <w:p>
       <w:pPr>
         <w:rPr>
-          <w:u w:val="single"/>
-          <w:lang w:val="en-US"/>
-        </w:rPr>
-      </w:pPr>
-      <w:proofErr w:type="spellStart"/>
-      <w:r>
-        <w:rPr>
-          <w:u w:val="single"/>
-          <w:lang w:val="en-US"/>
-        </w:rPr>
-        <w:t>nakis@ubuntu</w:t>
-      </w:r>
-      <w:proofErr w:type="spellEnd"/>
-      <w:r>
-        <w:rPr>
-          <w:u w:val="single"/>
+          <w:lang w:val="en-US"/>
+        </w:rPr>
+      </w:pPr>
+      <w:r>
+        <w:rPr>
+          <w:lang w:val="en-US"/>
+        </w:rPr>
+        <w:t>@</w:t>
+      </w:r>
+      <w:proofErr w:type="spellStart"/>
+      <w:r>
+        <w:rPr>
+          <w:lang w:val="en-US"/>
+        </w:rPr>
+        <w:t>ubuntu</w:t>
+      </w:r>
+      <w:proofErr w:type="spellEnd"/>
+      <w:r>
+        <w:rPr>
           <w:lang w:val="en-US"/>
         </w:rPr>
         <w:t>:~/Documents/compilers/1.2$</w:t>
       </w:r>
     </w:p>
+    <w:p/>
+    <w:p/>
+    <w:p>
+      <w:r>
+        <w:t xml:space="preserve">Παρατηρούμε ότι τα αποτελέσματα είναι τα θεμιτά οπότε δεν υπάρχουν προβληματικά ζητήματα στον κώδικα. </w:t>
+      </w:r>
+    </w:p>
+    <w:p/>
+    <w:p/>
+    <w:p/>
+    <w:p/>
+    <w:p/>
+    <w:p/>
+    <w:p/>
     <w:p>
       <w:pPr>
         <w:pStyle w:val="1"/>
-        <w:rPr>
-          <w:lang w:val="en-US"/>
-        </w:rPr>
-      </w:pPr>
-    </w:p>
-    <w:p>
-      <w:pPr>
-        <w:rPr>
-          <w:lang w:val="en-US"/>
-        </w:rPr>
-      </w:pPr>
-    </w:p>
-    <w:p>
-      <w:pPr>
-        <w:rPr>
-          <w:lang w:val="en-US"/>
-        </w:rPr>
-      </w:pPr>
-    </w:p>
-    <w:p>
-      <w:pPr>
-        <w:rPr>
-          <w:lang w:val="en-US"/>
-        </w:rPr>
-      </w:pPr>
-    </w:p>
-    <w:p>
-      <w:pPr>
-        <w:rPr>
-          <w:lang w:val="en-US"/>
-        </w:rPr>
-      </w:pPr>
-    </w:p>
-    <w:p>
-      <w:pPr>
-        <w:rPr>
-          <w:lang w:val="en-US"/>
-        </w:rPr>
-      </w:pPr>
-    </w:p>
-    <w:p>
-      <w:pPr>
-        <w:rPr>
-          <w:lang w:val="en-US"/>
-        </w:rPr>
-      </w:pPr>
-    </w:p>
-    <w:p>
-      <w:pPr>
-        <w:rPr>
-          <w:lang w:val="en-US"/>
-        </w:rPr>
-      </w:pPr>
-    </w:p>
-    <w:p>
-      <w:pPr>
-        <w:rPr>
-          <w:lang w:val="en-US"/>
-        </w:rPr>
-      </w:pPr>
-    </w:p>
-    <w:p>
-      <w:pPr>
-        <w:pStyle w:val="1"/>
-      </w:pPr>
-      <w:r>
-        <w:lastRenderedPageBreak/>
+      </w:pPr>
+      <w:r>
         <w:t>Πίνακας μεταβάσεων</w:t>
       </w:r>
     </w:p>
